--- a/docs/Paper_Chasers_LLC_Final_Comprehensive_Rate_Sheet.docx
+++ b/docs/Paper_Chasers_LLC_Final_Comprehensive_Rate_Sheet.docx
@@ -110,7 +110,7 @@
         <w:t xml:space="preserve">(920) </w:t>
       </w:r>
       <w:r>
-        <w:t>400-5908</w:t>
+        <w:t>572-8646</w:t>
       </w:r>
     </w:p>
     <w:p>

--- a/docs/Paper_Chasers_LLC_Final_Comprehensive_Rate_Sheet.docx
+++ b/docs/Paper_Chasers_LLC_Final_Comprehensive_Rate_Sheet.docx
@@ -94,11 +94,11 @@
         <w:jc w:val="center"/>
       </w:pPr>
       <w:r>
-        <w:t>1020 Oviatt Street, Suite #5</w:t>
+        <w:t xml:space="preserve">2418 West Charles Street</w:t>
       </w:r>
       <w:r>
         <w:br/>
-        <w:t>Kaukauna, Wisconsin 54130</w:t>
+        <w:t xml:space="preserve">Appleton, Wisconsin 54914</w:t>
       </w:r>
     </w:p>
     <w:p>
@@ -721,7 +721,7 @@
         <w:pStyle w:val="NoSpacing"/>
       </w:pPr>
       <w:r>
-        <w:t>• Court Form Completion Assistance – $65.00 per hour</w:t>
+        <w:t xml:space="preserve">• Form Typing from Client-Provided Information – $65.00 per hour</w:t>
       </w:r>
     </w:p>
     <w:p>
@@ -1027,7 +1027,7 @@
         <w:pStyle w:val="NoSpacing"/>
       </w:pPr>
       <w:r>
-        <w:t>Paper Chasers LLC provides document preparation and narrative drafting assistance only. We do not provide legal advice, guarantee outcomes, or represent clients before the Wisconsin Clemency Advisory Board. Clients are responsible for all statements submitted.</w:t>
+        <w:t xml:space="preserve">Paper Chasers LLC provides document preparation and narrative drafting assistance only. We do not provide legal advice, guarantee outcomes, or represent clients before the Wisconsin Pardon Advisory Board. Clients are responsible for all statements submitted.</w:t>
       </w:r>
     </w:p>
     <w:p>
@@ -1077,7 +1077,7 @@
         <w:pStyle w:val="NoSpacing"/>
       </w:pPr>
       <w:r>
-        <w:t>• Debit/Credit accepted (3% processing fee may apply)</w:t>
+        <w:t xml:space="preserve">• Debit/Credit accepted (4% processing fee may apply)</w:t>
       </w:r>
     </w:p>
     <w:p>

--- a/docs/Paper_Chasers_LLC_Final_Comprehensive_Rate_Sheet.docx
+++ b/docs/Paper_Chasers_LLC_Final_Comprehensive_Rate_Sheet.docx
@@ -14,12 +14,12 @@
           <wp:anchor distT="0" distB="0" distL="114300" distR="114300" simplePos="0" relativeHeight="251659264" behindDoc="1" locked="0" layoutInCell="1" allowOverlap="1" wp14:anchorId="53AFBDAD" wp14:editId="180C8139">
             <wp:simplePos x="0" y="0"/>
             <wp:positionH relativeFrom="margin">
-              <wp:align>right</wp:align>
+              <wp:align>center</wp:align>
             </wp:positionH>
             <wp:positionV relativeFrom="paragraph">
               <wp:posOffset>-609600</wp:posOffset>
             </wp:positionV>
-            <wp:extent cx="5629275" cy="1609725"/>
+            <wp:extent cx="1716340" cy="1287780"/>
             <wp:effectExtent l="0" t="0" r="0" b="0"/>
             <wp:wrapNone/>
             <wp:docPr id="1758700588" name="Picture 1"/>
@@ -35,7 +35,6 @@
                   </pic:nvPicPr>
                   <pic:blipFill rotWithShape="1">
                     <a:blip r:embed="rId6"/>
-                    <a:srcRect l="8477" t="31173" r="10711" b="34159"/>
                     <a:stretch>
                       <a:fillRect/>
                     </a:stretch>
@@ -43,7 +42,7 @@
                   <pic:spPr bwMode="auto">
                     <a:xfrm>
                       <a:off x="0" y="0"/>
-                      <a:ext cx="5629275" cy="1609725"/>
+                      <a:ext cx="1716340" cy="1287780"/>
                     </a:xfrm>
                     <a:prstGeom prst="rect">
                       <a:avLst/>
